--- a/project/monthly_submission_docs/LE3C_15_チハラ_シゴウ_ポートフォリオ.docx
+++ b/project/monthly_submission_docs/LE3C_15_チハラ_シゴウ_ポートフォリオ.docx
@@ -4,753 +4,735 @@
   <w:body>
     <w:p>
       <w:pPr>
-        <w:spacing w:after="80"/>
+        <w:spacing w:before="1160"/>
       </w:pPr>
       <w:r>
         <w:rPr>
           <w:rFonts w:ascii="Calibri" w:hAnsi="Calibri" w:eastAsia="Yu Gothic"/>
           <w:b/>
-          <w:color w:val="141F2B"/>
-          <w:sz w:val="48"/>
+          <w:color w:val="1991AA"/>
+          <w:sz w:val="24"/>
         </w:rPr>
-        <w:t>トラブル・シューティング ポートフォリオ</w:t>
+        <w:t>PORTFOLIO 2026</w:t>
       </w:r>
     </w:p>
     <w:p>
       <w:pPr>
-        <w:spacing w:after="280"/>
+        <w:spacing w:before="200"/>
+        <w:pBdr>
+          <w:bottom w:val="single" w:sz="10" w:color="1F4E79"/>
+        </w:pBdr>
+      </w:pPr>
+      <w:r>
+        <w:rPr>
+          <w:rFonts w:ascii="Calibri" w:hAnsi="Calibri" w:eastAsia="Yu Gothic"/>
+          <w:b/>
+          <w:color w:val="1F4E79"/>
+          <w:sz w:val="58"/>
+        </w:rPr>
+        <w:t>自作エンジンで制作する</w:t>
+        <w:br/>
+        <w:t>3D探索アクション</w:t>
+      </w:r>
+    </w:p>
+    <w:p>
+      <w:pPr>
+        <w:spacing w:before="320"/>
       </w:pPr>
       <w:r>
         <w:rPr>
           <w:rFonts w:ascii="Calibri" w:hAnsi="Calibri" w:eastAsia="Yu Gothic"/>
           <w:b w:val="0"/>
-          <w:color w:val="5A616E"/>
-          <w:sz w:val="24"/>
+          <w:color w:val="5A6470"/>
+          <w:sz w:val="28"/>
         </w:rPr>
-        <w:t>LE3C_15_チハラ_シゴウ / 3Dボスシューティング作品</w:t>
+        <w:t>移動・ジャンプ・ステージ攻略を軸に、制作ツールまで一体化した作品</w:t>
       </w:r>
     </w:p>
     <w:p>
       <w:pPr>
-        <w:spacing w:after="280"/>
-        <w:pBdr>
-          <w:bottom w:val="single" w:sz="6" w:space="1" w:color="D7DBE2"/>
-        </w:pBdr>
+        <w:spacing w:before="5000"/>
       </w:pPr>
+      <w:r>
+        <w:rPr>
+          <w:rFonts w:ascii="Calibri" w:hAnsi="Calibri" w:eastAsia="Yu Gothic"/>
+          <w:b w:val="0"/>
+          <w:color w:val="5A6470"/>
+          <w:sz w:val="22"/>
+        </w:rPr>
+        <w:t>日本工学院専門学校　LE3C 15</w:t>
+        <w:br/>
+        <w:t>チハラ シゴウ</w:t>
+        <w:br/>
+        <w:t>2026年8月　月次提出</w:t>
+      </w:r>
     </w:p>
-    <w:tbl>
-      <w:tblPr>
-        <w:tblStyle w:val="TableGrid"/>
-        <w:tblW w:type="auto" w:w="0"/>
-        <w:tblLook w:firstColumn="1" w:firstRow="1" w:lastColumn="0" w:lastRow="0" w:noHBand="0" w:noVBand="1" w:val="04A0"/>
-      </w:tblPr>
-      <w:tblGrid>
-        <w:gridCol w:w="4680"/>
-        <w:gridCol w:w="4680"/>
-      </w:tblGrid>
-      <w:tr>
-        <w:tc>
-          <w:tcPr>
-            <w:tcW w:type="dxa" w:w="2232"/>
-            <w:vAlign w:val="center"/>
-            <w:shd w:fill="E8EEF5"/>
-          </w:tcPr>
-          <w:p>
-            <w:pPr>
-              <w:spacing w:after="0"/>
-            </w:pPr>
-            <w:r/>
-            <w:r>
-              <w:rPr>
-                <w:rFonts w:ascii="Calibri" w:hAnsi="Calibri" w:eastAsia="Yu Gothic"/>
-                <w:b/>
-                <w:color w:val="141F2B"/>
-                <w:sz w:val="22"/>
-              </w:rPr>
-              <w:t>作品名</w:t>
-            </w:r>
-          </w:p>
-        </w:tc>
-        <w:tc>
-          <w:tcPr>
-            <w:tcW w:type="dxa" w:w="7128"/>
-            <w:vAlign w:val="center"/>
-          </w:tcPr>
-          <w:p>
-            <w:pPr>
-              <w:spacing w:after="0"/>
-            </w:pPr>
-            <w:r/>
-            <w:r>
-              <w:rPr>
-                <w:rFonts w:ascii="Calibri" w:hAnsi="Calibri" w:eastAsia="Yu Gothic"/>
-                <w:b w:val="0"/>
-                <w:color w:val="141F2B"/>
-                <w:sz w:val="22"/>
-              </w:rPr>
-              <w:t>トラブル・シューティング</w:t>
-            </w:r>
-          </w:p>
-        </w:tc>
-      </w:tr>
-      <w:tr>
-        <w:tc>
-          <w:tcPr>
-            <w:tcW w:type="dxa" w:w="2232"/>
-            <w:vAlign w:val="center"/>
-            <w:shd w:fill="E8EEF5"/>
-          </w:tcPr>
-          <w:p>
-            <w:pPr>
-              <w:spacing w:after="0"/>
-            </w:pPr>
-            <w:r/>
-            <w:r>
-              <w:rPr>
-                <w:rFonts w:ascii="Calibri" w:hAnsi="Calibri" w:eastAsia="Yu Gothic"/>
-                <w:b/>
-                <w:color w:val="141F2B"/>
-                <w:sz w:val="22"/>
-              </w:rPr>
-              <w:t>ジャンル</w:t>
-            </w:r>
-          </w:p>
-        </w:tc>
-        <w:tc>
-          <w:tcPr>
-            <w:tcW w:type="dxa" w:w="7128"/>
-            <w:vAlign w:val="center"/>
-          </w:tcPr>
-          <w:p>
-            <w:pPr>
-              <w:spacing w:after="0"/>
-            </w:pPr>
-            <w:r/>
-            <w:r>
-              <w:rPr>
-                <w:rFonts w:ascii="Calibri" w:hAnsi="Calibri" w:eastAsia="Yu Gothic"/>
-                <w:b w:val="0"/>
-                <w:color w:val="141F2B"/>
-                <w:sz w:val="22"/>
-              </w:rPr>
-              <w:t>3Dシューティング / ボス戦アクション</w:t>
-            </w:r>
-          </w:p>
-        </w:tc>
-      </w:tr>
-      <w:tr>
-        <w:tc>
-          <w:tcPr>
-            <w:tcW w:type="dxa" w:w="2232"/>
-            <w:vAlign w:val="center"/>
-            <w:shd w:fill="E8EEF5"/>
-          </w:tcPr>
-          <w:p>
-            <w:pPr>
-              <w:spacing w:after="0"/>
-            </w:pPr>
-            <w:r/>
-            <w:r>
-              <w:rPr>
-                <w:rFonts w:ascii="Calibri" w:hAnsi="Calibri" w:eastAsia="Yu Gothic"/>
-                <w:b/>
-                <w:color w:val="141F2B"/>
-                <w:sz w:val="22"/>
-              </w:rPr>
-              <w:t>制作環境</w:t>
-            </w:r>
-          </w:p>
-        </w:tc>
-        <w:tc>
-          <w:tcPr>
-            <w:tcW w:type="dxa" w:w="7128"/>
-            <w:vAlign w:val="center"/>
-          </w:tcPr>
-          <w:p>
-            <w:pPr>
-              <w:spacing w:after="0"/>
-            </w:pPr>
-            <w:r/>
-            <w:r>
-              <w:rPr>
-                <w:rFonts w:ascii="Calibri" w:hAnsi="Calibri" w:eastAsia="Yu Gothic"/>
-                <w:b w:val="0"/>
-                <w:color w:val="141F2B"/>
-                <w:sz w:val="22"/>
-              </w:rPr>
-              <w:t>C++ / DirectX / KamataEngine / Visual Studio 2022</w:t>
-            </w:r>
-          </w:p>
-        </w:tc>
-      </w:tr>
-      <w:tr>
-        <w:tc>
-          <w:tcPr>
-            <w:tcW w:type="dxa" w:w="2232"/>
-            <w:vAlign w:val="center"/>
-            <w:shd w:fill="E8EEF5"/>
-          </w:tcPr>
-          <w:p>
-            <w:pPr>
-              <w:spacing w:after="0"/>
-            </w:pPr>
-            <w:r/>
-            <w:r>
-              <w:rPr>
-                <w:rFonts w:ascii="Calibri" w:hAnsi="Calibri" w:eastAsia="Yu Gothic"/>
-                <w:b/>
-                <w:color w:val="141F2B"/>
-                <w:sz w:val="22"/>
-              </w:rPr>
-              <w:t>提出物</w:t>
-            </w:r>
-          </w:p>
-        </w:tc>
-        <w:tc>
-          <w:tcPr>
-            <w:tcW w:type="dxa" w:w="7128"/>
-            <w:vAlign w:val="center"/>
-          </w:tcPr>
-          <w:p>
-            <w:pPr>
-              <w:spacing w:after="0"/>
-            </w:pPr>
-            <w:r/>
-            <w:r>
-              <w:rPr>
-                <w:rFonts w:ascii="Calibri" w:hAnsi="Calibri" w:eastAsia="Yu Gothic"/>
-                <w:b w:val="0"/>
-                <w:color w:val="141F2B"/>
-                <w:sz w:val="22"/>
-              </w:rPr>
-              <w:t>ビルド済みRelease、作品紹介動画、ビルド可能なソースコード一式、プログラム説明資料</w:t>
-            </w:r>
-          </w:p>
-        </w:tc>
-      </w:tr>
-    </w:tbl>
     <w:p>
-      <w:pPr>
-        <w:spacing w:after="40"/>
-      </w:pPr>
+      <w:r>
+        <w:br w:type="page"/>
+      </w:r>
     </w:p>
     <w:p>
       <w:pPr>
-        <w:pStyle w:val="Heading1"/>
-        <w:spacing w:before="280" w:after="120"/>
+        <w:pBdr>
+          <w:bottom w:val="single" w:sz="10" w:color="1F4E79"/>
+        </w:pBdr>
       </w:pPr>
       <w:r>
         <w:rPr>
           <w:rFonts w:ascii="Calibri" w:hAnsi="Calibri" w:eastAsia="Yu Gothic"/>
           <w:b/>
-          <w:color w:val="2E74B5"/>
-          <w:sz w:val="32"/>
+          <w:color w:val="1F4E79"/>
+          <w:sz w:val="44"/>
         </w:rPr>
         <w:t>作品概要</w:t>
       </w:r>
     </w:p>
     <w:p>
+      <w:r>
+        <w:rPr>
+          <w:rFonts w:ascii="Calibri" w:hAnsi="Calibri" w:eastAsia="Yu Gothic"/>
+          <w:b w:val="0"/>
+          <w:color w:val="5A6470"/>
+          <w:sz w:val="22"/>
+        </w:rPr>
+        <w:t>プレイヤーを操作し、立体ステージを進んで星のゴールを目指す3D探索アクションです。</w:t>
+      </w:r>
+    </w:p>
+    <w:p>
       <w:pPr>
-        <w:spacing w:after="120" w:line="264" w:lineRule="auto"/>
+        <w:jc w:val="center"/>
+      </w:pPr>
+      <w:r>
+        <w:drawing>
+          <wp:inline xmlns:a="http://schemas.openxmlformats.org/drawingml/2006/main" xmlns:pic="http://schemas.openxmlformats.org/drawingml/2006/picture">
+            <wp:extent cx="6217920" cy="3210973"/>
+            <wp:docPr id="1" name="Picture 1"/>
+            <wp:cNvGraphicFramePr>
+              <a:graphicFrameLocks noChangeAspect="1"/>
+            </wp:cNvGraphicFramePr>
+            <a:graphic>
+              <a:graphicData uri="http://schemas.openxmlformats.org/drawingml/2006/picture">
+                <pic:pic>
+                  <pic:nvPicPr>
+                    <pic:cNvPr id="0" name="frame_05.png"/>
+                    <pic:cNvPicPr/>
+                  </pic:nvPicPr>
+                  <pic:blipFill>
+                    <a:blip r:embed="rId9"/>
+                    <a:stretch>
+                      <a:fillRect/>
+                    </a:stretch>
+                  </pic:blipFill>
+                  <pic:spPr>
+                    <a:xfrm>
+                      <a:off x="0" y="0"/>
+                      <a:ext cx="6217920" cy="3210973"/>
+                    </a:xfrm>
+                    <a:prstGeom prst="rect"/>
+                  </pic:spPr>
+                </pic:pic>
+              </a:graphicData>
+            </a:graphic>
+          </wp:inline>
+        </w:drawing>
+      </w:r>
+    </w:p>
+    <w:p>
+      <w:pPr>
+        <w:jc w:val="center"/>
       </w:pPr>
       <w:r>
         <w:rPr>
           <w:rFonts w:ascii="Calibri" w:hAnsi="Calibri" w:eastAsia="Yu Gothic"/>
           <w:b w:val="0"/>
-          <w:color w:val="141F2B"/>
-          <w:sz w:val="22"/>
+          <w:color w:val="5A6470"/>
+          <w:sz w:val="18"/>
         </w:rPr>
-        <w:t>プレイヤー機体を操作し、画面奥に出現するボスを撃破する3Dシューティングゲームです。通常射撃に加え、照準方向へ弾を撃つ操作、ボスのファンネル攻撃、HP表示、クリア/ゲームオーバー遷移までを一連のゲーム体験として実装しました。</w:t>
+        <w:t>雷と照明が変化するステージ。画面上部の星がゴールの目印。</w:t>
       </w:r>
     </w:p>
     <w:p>
       <w:pPr>
-        <w:pStyle w:val="Heading1"/>
-        <w:spacing w:before="280" w:after="120"/>
+        <w:spacing w:before="160" w:after="60"/>
       </w:pPr>
       <w:r>
         <w:rPr>
           <w:rFonts w:ascii="Calibri" w:hAnsi="Calibri" w:eastAsia="Yu Gothic"/>
           <w:b/>
-          <w:color w:val="2E74B5"/>
-          <w:sz w:val="32"/>
+          <w:color w:val="1991AA"/>
+          <w:sz w:val="28"/>
         </w:rPr>
-        <w:t>見てほしいポイント</w:t>
+        <w:t>コアループ</w:t>
       </w:r>
     </w:p>
     <w:p>
       <w:pPr>
         <w:pStyle w:val="ListBullet"/>
-        <w:spacing w:after="80"/>
+        <w:spacing w:after="60"/>
       </w:pPr>
       <w:r>
         <w:rPr>
           <w:rFonts w:ascii="Calibri" w:hAnsi="Calibri" w:eastAsia="Yu Gothic"/>
           <w:b w:val="0"/>
-          <w:color w:val="141F2B"/>
+          <w:color w:val="1C232B"/>
           <w:sz w:val="22"/>
         </w:rPr>
-        <w:t>ボスの周囲を回る3基のファンネルが、プレイヤーを狙って連続射撃する攻撃パターン</w:t>
+        <w:t>ステージを観察し、移動とジャンプで足場を攻略する</w:t>
       </w:r>
     </w:p>
     <w:p>
       <w:pPr>
         <w:pStyle w:val="ListBullet"/>
-        <w:spacing w:after="80"/>
+        <w:spacing w:after="60"/>
       </w:pPr>
       <w:r>
         <w:rPr>
           <w:rFonts w:ascii="Calibri" w:hAnsi="Calibri" w:eastAsia="Yu Gothic"/>
           <w:b w:val="0"/>
-          <w:color w:val="141F2B"/>
+          <w:color w:val="1C232B"/>
           <w:sz w:val="22"/>
         </w:rPr>
-        <w:t>プレイヤーとボスのHPを画面上に表示し、戦況が分かりやすいHUDにした点</w:t>
+        <w:t>カメラを回転・ズームして進行ルートを探す</w:t>
       </w:r>
     </w:p>
     <w:p>
       <w:pPr>
         <w:pStyle w:val="ListBullet"/>
-        <w:spacing w:after="80"/>
+        <w:spacing w:after="60"/>
       </w:pPr>
       <w:r>
         <w:rPr>
           <w:rFonts w:ascii="Calibri" w:hAnsi="Calibri" w:eastAsia="Yu Gothic"/>
           <w:b w:val="0"/>
-          <w:color w:val="141F2B"/>
+          <w:color w:val="1C232B"/>
           <w:sz w:val="22"/>
         </w:rPr>
-        <w:t>タイトル、ゲーム本編、クリア、ゲームオーバーをシーン管理で切り替える構成</w:t>
+        <w:t>星の座標へ到達してゴールする</w:t>
+      </w:r>
+    </w:p>
+    <w:p>
+      <w:pPr>
+        <w:spacing w:before="160" w:after="60"/>
+      </w:pPr>
+      <w:r>
+        <w:rPr>
+          <w:rFonts w:ascii="Calibri" w:hAnsi="Calibri" w:eastAsia="Yu Gothic"/>
+          <w:b/>
+          <w:color w:val="1991AA"/>
+          <w:sz w:val="28"/>
+        </w:rPr>
+        <w:t>操作</w:t>
+      </w:r>
+    </w:p>
+    <w:p>
+      <w:pPr>
+        <w:spacing w:after="120" w:line="276" w:lineRule="auto"/>
+      </w:pPr>
+      <w:r>
+        <w:rPr>
+          <w:rFonts w:ascii="Calibri" w:hAnsi="Calibri" w:eastAsia="Yu Gothic"/>
+          <w:b w:val="0"/>
+          <w:color w:val="1C232B"/>
+          <w:sz w:val="22"/>
+        </w:rPr>
+        <w:t>キーボード／マウスとXboxコントローラーに対応。プレイヤー追従カメラと全体カメラを切り替えられます。</w:t>
+      </w:r>
+    </w:p>
+    <w:p>
+      <w:r>
+        <w:br w:type="page"/>
+      </w:r>
+    </w:p>
+    <w:p>
+      <w:pPr>
+        <w:pBdr>
+          <w:bottom w:val="single" w:sz="10" w:color="1F4E79"/>
+        </w:pBdr>
+      </w:pPr>
+      <w:r>
+        <w:rPr>
+          <w:rFonts w:ascii="Calibri" w:hAnsi="Calibri" w:eastAsia="Yu Gothic"/>
+          <w:b/>
+          <w:color w:val="1F4E79"/>
+          <w:sz w:val="44"/>
+        </w:rPr>
+        <w:t>ゲームを支える表現</w:t>
+      </w:r>
+    </w:p>
+    <w:p>
+      <w:pPr>
+        <w:jc w:val="center"/>
+      </w:pPr>
+      <w:r>
+        <w:drawing>
+          <wp:inline xmlns:a="http://schemas.openxmlformats.org/drawingml/2006/main" xmlns:pic="http://schemas.openxmlformats.org/drawingml/2006/picture">
+            <wp:extent cx="6217920" cy="3210973"/>
+            <wp:docPr id="2" name="Picture 2"/>
+            <wp:cNvGraphicFramePr>
+              <a:graphicFrameLocks noChangeAspect="1"/>
+            </wp:cNvGraphicFramePr>
+            <a:graphic>
+              <a:graphicData uri="http://schemas.openxmlformats.org/drawingml/2006/picture">
+                <pic:pic>
+                  <pic:nvPicPr>
+                    <pic:cNvPr id="0" name="frame_03.png"/>
+                    <pic:cNvPicPr/>
+                  </pic:nvPicPr>
+                  <pic:blipFill>
+                    <a:blip r:embed="rId10"/>
+                    <a:stretch>
+                      <a:fillRect/>
+                    </a:stretch>
+                  </pic:blipFill>
+                  <pic:spPr>
+                    <a:xfrm>
+                      <a:off x="0" y="0"/>
+                      <a:ext cx="6217920" cy="3210973"/>
+                    </a:xfrm>
+                    <a:prstGeom prst="rect"/>
+                  </pic:spPr>
+                </pic:pic>
+              </a:graphicData>
+            </a:graphic>
+          </wp:inline>
+        </w:drawing>
+      </w:r>
+    </w:p>
+    <w:p>
+      <w:pPr>
+        <w:jc w:val="center"/>
+      </w:pPr>
+      <w:r>
+        <w:rPr>
+          <w:rFonts w:ascii="Calibri" w:hAnsi="Calibri" w:eastAsia="Yu Gothic"/>
+          <w:b w:val="0"/>
+          <w:color w:val="5A6470"/>
+          <w:sz w:val="18"/>
+        </w:rPr>
+        <w:t>Tempest Storm適用時。暗い空、雨、雷光、複数光源を組み合わせている。</w:t>
       </w:r>
     </w:p>
     <w:p>
       <w:pPr>
         <w:pStyle w:val="ListBullet"/>
-        <w:spacing w:after="80"/>
+        <w:spacing w:after="60"/>
       </w:pPr>
       <w:r>
         <w:rPr>
           <w:rFonts w:ascii="Calibri" w:hAnsi="Calibri" w:eastAsia="Yu Gothic"/>
           <w:b w:val="0"/>
-          <w:color w:val="141F2B"/>
+          <w:color w:val="1C232B"/>
           <w:sz w:val="22"/>
         </w:rPr>
-        <w:t>OBJモデル、テクスチャ、効果音、BGMを組み合わせ、宇宙空間のボス戦らしい雰囲気を作った点</w:t>
+        <w:t>天候プリセット：通常、雨、雪、Tempest Storm</w:t>
       </w:r>
     </w:p>
     <w:p>
       <w:pPr>
-        <w:pStyle w:val="Heading1"/>
-        <w:spacing w:before="280" w:after="120"/>
+        <w:pStyle w:val="ListBullet"/>
+        <w:spacing w:after="60"/>
+      </w:pPr>
+      <w:r>
+        <w:rPr>
+          <w:rFonts w:ascii="Calibri" w:hAnsi="Calibri" w:eastAsia="Yu Gothic"/>
+          <w:b w:val="0"/>
+          <w:color w:val="1C232B"/>
+          <w:sz w:val="22"/>
+        </w:rPr>
+        <w:t>雨・雪の地面衝突エフェクト、雲、雷の大きさと長さのランダム化</w:t>
+      </w:r>
+    </w:p>
+    <w:p>
+      <w:pPr>
+        <w:pStyle w:val="ListBullet"/>
+        <w:spacing w:after="60"/>
+      </w:pPr>
+      <w:r>
+        <w:rPr>
+          <w:rFonts w:ascii="Calibri" w:hAnsi="Calibri" w:eastAsia="Yu Gothic"/>
+          <w:b w:val="0"/>
+          <w:color w:val="1C232B"/>
+          <w:sz w:val="22"/>
+        </w:rPr>
+        <w:t>天候に連動する天球色・明るさ・ライト設定</w:t>
+      </w:r>
+    </w:p>
+    <w:p>
+      <w:pPr>
+        <w:pStyle w:val="ListBullet"/>
+        <w:spacing w:after="60"/>
+      </w:pPr>
+      <w:r>
+        <w:rPr>
+          <w:rFonts w:ascii="Calibri" w:hAnsi="Calibri" w:eastAsia="Yu Gothic"/>
+          <w:b w:val="0"/>
+          <w:color w:val="1C232B"/>
+          <w:sz w:val="22"/>
+        </w:rPr>
+        <w:t>GPUパーティクル、ポストエフェクト、プレイヤー発光</w:t>
+      </w:r>
+    </w:p>
+    <w:p>
+      <w:r>
+        <w:br w:type="page"/>
+      </w:r>
+    </w:p>
+    <w:p>
+      <w:pPr>
+        <w:pBdr>
+          <w:bottom w:val="single" w:sz="10" w:color="1F4E79"/>
+        </w:pBdr>
       </w:pPr>
       <w:r>
         <w:rPr>
           <w:rFonts w:ascii="Calibri" w:hAnsi="Calibri" w:eastAsia="Yu Gothic"/>
           <w:b/>
-          <w:color w:val="2E74B5"/>
-          <w:sz w:val="32"/>
+          <w:color w:val="1F4E79"/>
+          <w:sz w:val="44"/>
         </w:rPr>
-        <w:t>操作とゲームルール</w:t>
+        <w:t>制作ツールとワークフロー</w:t>
       </w:r>
-    </w:p>
-    <w:tbl>
-      <w:tblPr>
-        <w:tblStyle w:val="TableGrid"/>
-        <w:tblW w:type="auto" w:w="0"/>
-        <w:tblLook w:firstColumn="1" w:firstRow="1" w:lastColumn="0" w:lastRow="0" w:noHBand="0" w:noVBand="1" w:val="04A0"/>
-      </w:tblPr>
-      <w:tblGrid>
-        <w:gridCol w:w="4680"/>
-        <w:gridCol w:w="4680"/>
-      </w:tblGrid>
-      <w:tr>
-        <w:tc>
-          <w:tcPr>
-            <w:tcW w:type="dxa" w:w="2088"/>
-            <w:vAlign w:val="center"/>
-            <w:shd w:fill="F2F4F7"/>
-          </w:tcPr>
-          <w:p>
-            <w:pPr>
-              <w:spacing w:after="0"/>
-              <w:jc w:val="center"/>
-            </w:pPr>
-            <w:r/>
-            <w:r>
-              <w:rPr>
-                <w:rFonts w:ascii="Calibri" w:hAnsi="Calibri" w:eastAsia="Yu Gothic"/>
-                <w:b/>
-                <w:color w:val="141F2B"/>
-                <w:sz w:val="22"/>
-              </w:rPr>
-              <w:t>項目</w:t>
-            </w:r>
-          </w:p>
-        </w:tc>
-        <w:tc>
-          <w:tcPr>
-            <w:tcW w:type="dxa" w:w="7272"/>
-            <w:vAlign w:val="center"/>
-            <w:shd w:fill="F2F4F7"/>
-          </w:tcPr>
-          <w:p>
-            <w:pPr>
-              <w:spacing w:after="0"/>
-              <w:jc w:val="center"/>
-            </w:pPr>
-            <w:r/>
-            <w:r>
-              <w:rPr>
-                <w:rFonts w:ascii="Calibri" w:hAnsi="Calibri" w:eastAsia="Yu Gothic"/>
-                <w:b/>
-                <w:color w:val="141F2B"/>
-                <w:sz w:val="22"/>
-              </w:rPr>
-              <w:t>内容</w:t>
-            </w:r>
-          </w:p>
-        </w:tc>
-      </w:tr>
-      <w:tr>
-        <w:tc>
-          <w:tcPr>
-            <w:tcW w:type="dxa" w:w="4680"/>
-            <w:vAlign w:val="center"/>
-          </w:tcPr>
-          <w:p>
-            <w:pPr>
-              <w:spacing w:after="0"/>
-            </w:pPr>
-            <w:r/>
-            <w:r>
-              <w:rPr>
-                <w:rFonts w:ascii="Calibri" w:hAnsi="Calibri" w:eastAsia="Yu Gothic"/>
-                <w:b w:val="0"/>
-                <w:color w:val="141F2B"/>
-                <w:sz w:val="22"/>
-              </w:rPr>
-              <w:t>移動</w:t>
-            </w:r>
-          </w:p>
-        </w:tc>
-        <w:tc>
-          <w:tcPr>
-            <w:tcW w:type="dxa" w:w="4680"/>
-            <w:vAlign w:val="center"/>
-          </w:tcPr>
-          <w:p>
-            <w:pPr>
-              <w:spacing w:after="0"/>
-            </w:pPr>
-            <w:r/>
-            <w:r>
-              <w:rPr>
-                <w:rFonts w:ascii="Calibri" w:hAnsi="Calibri" w:eastAsia="Yu Gothic"/>
-                <w:b w:val="0"/>
-                <w:color w:val="141F2B"/>
-                <w:sz w:val="22"/>
-              </w:rPr>
-              <w:t>W/A/S/Dで上下左右に移動</w:t>
-            </w:r>
-          </w:p>
-        </w:tc>
-      </w:tr>
-      <w:tr>
-        <w:tc>
-          <w:tcPr>
-            <w:tcW w:type="dxa" w:w="4680"/>
-            <w:vAlign w:val="center"/>
-          </w:tcPr>
-          <w:p>
-            <w:pPr>
-              <w:spacing w:after="0"/>
-            </w:pPr>
-            <w:r/>
-            <w:r>
-              <w:rPr>
-                <w:rFonts w:ascii="Calibri" w:hAnsi="Calibri" w:eastAsia="Yu Gothic"/>
-                <w:b w:val="0"/>
-                <w:color w:val="141F2B"/>
-                <w:sz w:val="22"/>
-              </w:rPr>
-              <w:t>攻撃</w:t>
-            </w:r>
-          </w:p>
-        </w:tc>
-        <w:tc>
-          <w:tcPr>
-            <w:tcW w:type="dxa" w:w="4680"/>
-            <w:vAlign w:val="center"/>
-          </w:tcPr>
-          <w:p>
-            <w:pPr>
-              <w:spacing w:after="0"/>
-            </w:pPr>
-            <w:r/>
-            <w:r>
-              <w:rPr>
-                <w:rFonts w:ascii="Calibri" w:hAnsi="Calibri" w:eastAsia="Yu Gothic"/>
-                <w:b w:val="0"/>
-                <w:color w:val="141F2B"/>
-                <w:sz w:val="22"/>
-              </w:rPr>
-              <w:t>照準方向へ射撃し、ボスにダメージを与える</w:t>
-            </w:r>
-          </w:p>
-        </w:tc>
-      </w:tr>
-      <w:tr>
-        <w:tc>
-          <w:tcPr>
-            <w:tcW w:type="dxa" w:w="4680"/>
-            <w:vAlign w:val="center"/>
-          </w:tcPr>
-          <w:p>
-            <w:pPr>
-              <w:spacing w:after="0"/>
-            </w:pPr>
-            <w:r/>
-            <w:r>
-              <w:rPr>
-                <w:rFonts w:ascii="Calibri" w:hAnsi="Calibri" w:eastAsia="Yu Gothic"/>
-                <w:b w:val="0"/>
-                <w:color w:val="141F2B"/>
-                <w:sz w:val="22"/>
-              </w:rPr>
-              <w:t>勝利条件</w:t>
-            </w:r>
-          </w:p>
-        </w:tc>
-        <w:tc>
-          <w:tcPr>
-            <w:tcW w:type="dxa" w:w="4680"/>
-            <w:vAlign w:val="center"/>
-          </w:tcPr>
-          <w:p>
-            <w:pPr>
-              <w:spacing w:after="0"/>
-            </w:pPr>
-            <w:r/>
-            <w:r>
-              <w:rPr>
-                <w:rFonts w:ascii="Calibri" w:hAnsi="Calibri" w:eastAsia="Yu Gothic"/>
-                <w:b w:val="0"/>
-                <w:color w:val="141F2B"/>
-                <w:sz w:val="22"/>
-              </w:rPr>
-              <w:t>ボスのHPを0にするとクリア画面へ遷移</w:t>
-            </w:r>
-          </w:p>
-        </w:tc>
-      </w:tr>
-      <w:tr>
-        <w:tc>
-          <w:tcPr>
-            <w:tcW w:type="dxa" w:w="4680"/>
-            <w:vAlign w:val="center"/>
-          </w:tcPr>
-          <w:p>
-            <w:pPr>
-              <w:spacing w:after="0"/>
-            </w:pPr>
-            <w:r/>
-            <w:r>
-              <w:rPr>
-                <w:rFonts w:ascii="Calibri" w:hAnsi="Calibri" w:eastAsia="Yu Gothic"/>
-                <w:b w:val="0"/>
-                <w:color w:val="141F2B"/>
-                <w:sz w:val="22"/>
-              </w:rPr>
-              <w:t>敗北条件</w:t>
-            </w:r>
-          </w:p>
-        </w:tc>
-        <w:tc>
-          <w:tcPr>
-            <w:tcW w:type="dxa" w:w="4680"/>
-            <w:vAlign w:val="center"/>
-          </w:tcPr>
-          <w:p>
-            <w:pPr>
-              <w:spacing w:after="0"/>
-            </w:pPr>
-            <w:r/>
-            <w:r>
-              <w:rPr>
-                <w:rFonts w:ascii="Calibri" w:hAnsi="Calibri" w:eastAsia="Yu Gothic"/>
-                <w:b w:val="0"/>
-                <w:color w:val="141F2B"/>
-                <w:sz w:val="22"/>
-              </w:rPr>
-              <w:t>プレイヤーHPが0になるとゲームオーバー画面へ遷移</w:t>
-            </w:r>
-          </w:p>
-        </w:tc>
-      </w:tr>
-    </w:tbl>
-    <w:p>
-      <w:pPr>
-        <w:spacing w:after="40"/>
-      </w:pPr>
     </w:p>
     <w:p>
       <w:pPr>
-        <w:pStyle w:val="Heading1"/>
-        <w:spacing w:before="280" w:after="120"/>
+        <w:spacing w:after="120" w:line="276" w:lineRule="auto"/>
+      </w:pPr>
+      <w:r>
+        <w:rPr>
+          <w:rFonts w:ascii="Calibri" w:hAnsi="Calibri" w:eastAsia="Yu Gothic"/>
+          <w:b w:val="0"/>
+          <w:color w:val="1C232B"/>
+          <w:sz w:val="22"/>
+        </w:rPr>
+        <w:t>ゲーム本体だけでなく、ステージ制作・エフェクト調整・アニメーション確認を同じエンジン内で行えます。ImGuiの画面はUnityに近い構成へ整理しました。</w:t>
+      </w:r>
+    </w:p>
+    <w:p>
+      <w:pPr>
+        <w:pStyle w:val="ListBullet"/>
+        <w:spacing w:after="60"/>
+      </w:pPr>
+      <w:r>
+        <w:rPr>
+          <w:rFonts w:ascii="Calibri" w:hAnsi="Calibri" w:eastAsia="Yu Gothic"/>
+          <w:b w:val="0"/>
+          <w:color w:val="1C232B"/>
+          <w:sz w:val="22"/>
+        </w:rPr>
+        <w:t>ステージエディタ：ブロック配置、保存、一覧表示、天候設定</w:t>
+      </w:r>
+    </w:p>
+    <w:p>
+      <w:pPr>
+        <w:pStyle w:val="ListBullet"/>
+        <w:spacing w:after="60"/>
+      </w:pPr>
+      <w:r>
+        <w:rPr>
+          <w:rFonts w:ascii="Calibri" w:hAnsi="Calibri" w:eastAsia="Yu Gothic"/>
+          <w:b w:val="0"/>
+          <w:color w:val="1C232B"/>
+          <w:sz w:val="22"/>
+        </w:rPr>
+        <w:t>Blender／外部JSONの読込と、ファイル更新時の再読込確認</w:t>
+      </w:r>
+    </w:p>
+    <w:p>
+      <w:pPr>
+        <w:pStyle w:val="ListBullet"/>
+        <w:spacing w:after="60"/>
+      </w:pPr>
+      <w:r>
+        <w:rPr>
+          <w:rFonts w:ascii="Calibri" w:hAnsi="Calibri" w:eastAsia="Yu Gothic"/>
+          <w:b w:val="0"/>
+          <w:color w:val="1C232B"/>
+          <w:sz w:val="22"/>
+        </w:rPr>
+        <w:t>エフェクトエディタと天候プリセット連携</w:t>
+      </w:r>
+    </w:p>
+    <w:p>
+      <w:pPr>
+        <w:pStyle w:val="ListBullet"/>
+        <w:spacing w:after="60"/>
+      </w:pPr>
+      <w:r>
+        <w:rPr>
+          <w:rFonts w:ascii="Calibri" w:hAnsi="Calibri" w:eastAsia="Yu Gothic"/>
+          <w:b w:val="0"/>
+          <w:color w:val="1C232B"/>
+          <w:sz w:val="22"/>
+        </w:rPr>
+        <w:t>スキニングエディタ：GPUスキニング、補間、骨表示、武器装着、左手GPUパーティクル</w:t>
+      </w:r>
+    </w:p>
+    <w:p>
+      <w:pPr>
+        <w:jc w:val="center"/>
+      </w:pPr>
+      <w:r>
+        <w:drawing>
+          <wp:inline xmlns:a="http://schemas.openxmlformats.org/drawingml/2006/main" xmlns:pic="http://schemas.openxmlformats.org/drawingml/2006/picture">
+            <wp:extent cx="5303520" cy="2738771"/>
+            <wp:docPr id="3" name="Picture 3"/>
+            <wp:cNvGraphicFramePr>
+              <a:graphicFrameLocks noChangeAspect="1"/>
+            </wp:cNvGraphicFramePr>
+            <a:graphic>
+              <a:graphicData uri="http://schemas.openxmlformats.org/drawingml/2006/picture">
+                <pic:pic>
+                  <pic:nvPicPr>
+                    <pic:cNvPr id="0" name="frame_01.png"/>
+                    <pic:cNvPicPr/>
+                  </pic:nvPicPr>
+                  <pic:blipFill>
+                    <a:blip r:embed="rId11"/>
+                    <a:stretch>
+                      <a:fillRect/>
+                    </a:stretch>
+                  </pic:blipFill>
+                  <pic:spPr>
+                    <a:xfrm>
+                      <a:off x="0" y="0"/>
+                      <a:ext cx="5303520" cy="2738771"/>
+                    </a:xfrm>
+                    <a:prstGeom prst="rect"/>
+                  </pic:spPr>
+                </pic:pic>
+              </a:graphicData>
+            </a:graphic>
+          </wp:inline>
+        </w:drawing>
+      </w:r>
+    </w:p>
+    <w:p>
+      <w:pPr>
+        <w:jc w:val="center"/>
+      </w:pPr>
+      <w:r>
+        <w:rPr>
+          <w:rFonts w:ascii="Calibri" w:hAnsi="Calibri" w:eastAsia="Yu Gothic"/>
+          <w:b w:val="0"/>
+          <w:color w:val="5A6470"/>
+          <w:sz w:val="18"/>
+        </w:rPr>
+        <w:t>ゲーム内に用意した操作説明オブジェクト。</w:t>
+      </w:r>
+    </w:p>
+    <w:p>
+      <w:r>
+        <w:br w:type="page"/>
+      </w:r>
+    </w:p>
+    <w:p>
+      <w:pPr>
+        <w:pBdr>
+          <w:bottom w:val="single" w:sz="10" w:color="1F4E79"/>
+        </w:pBdr>
       </w:pPr>
       <w:r>
         <w:rPr>
           <w:rFonts w:ascii="Calibri" w:hAnsi="Calibri" w:eastAsia="Yu Gothic"/>
           <w:b/>
-          <w:color w:val="2E74B5"/>
-          <w:sz w:val="32"/>
+          <w:color w:val="1F4E79"/>
+          <w:sz w:val="44"/>
         </w:rPr>
-        <w:t>担当・実装範囲</w:t>
+        <w:t>現在地と今後</w:t>
+      </w:r>
+    </w:p>
+    <w:p>
+      <w:pPr>
+        <w:spacing w:before="160" w:after="60"/>
+      </w:pPr>
+      <w:r>
+        <w:rPr>
+          <w:rFonts w:ascii="Calibri" w:hAnsi="Calibri" w:eastAsia="Yu Gothic"/>
+          <w:b/>
+          <w:color w:val="1991AA"/>
+          <w:sz w:val="28"/>
+        </w:rPr>
+        <w:t>現在できていること</w:t>
       </w:r>
     </w:p>
     <w:p>
       <w:pPr>
         <w:pStyle w:val="ListBullet"/>
-        <w:spacing w:after="80"/>
+        <w:spacing w:after="60"/>
       </w:pPr>
       <w:r>
         <w:rPr>
           <w:rFonts w:ascii="Calibri" w:hAnsi="Calibri" w:eastAsia="Yu Gothic"/>
           <w:b w:val="0"/>
-          <w:color w:val="141F2B"/>
+          <w:color w:val="1C232B"/>
           <w:sz w:val="22"/>
         </w:rPr>
-        <w:t>プレイヤー移動、射撃、被弾時の無敵時間、HP管理</w:t>
+        <w:t>移動・ジャンプ・カメラ・落下復帰・ゴール判定</w:t>
       </w:r>
     </w:p>
     <w:p>
       <w:pPr>
         <w:pStyle w:val="ListBullet"/>
-        <w:spacing w:after="80"/>
+        <w:spacing w:after="60"/>
       </w:pPr>
       <w:r>
         <w:rPr>
           <w:rFonts w:ascii="Calibri" w:hAnsi="Calibri" w:eastAsia="Yu Gothic"/>
           <w:b w:val="0"/>
-          <w:color w:val="141F2B"/>
+          <w:color w:val="1C232B"/>
           <w:sz w:val="22"/>
         </w:rPr>
-        <w:t>ボス本体の行動、HP管理、被弾フラッシュ、撃破判定</w:t>
+        <w:t>外部ステージの読込とホットリロード</w:t>
       </w:r>
     </w:p>
     <w:p>
       <w:pPr>
         <w:pStyle w:val="ListBullet"/>
-        <w:spacing w:after="80"/>
+        <w:spacing w:after="60"/>
       </w:pPr>
       <w:r>
         <w:rPr>
           <w:rFonts w:ascii="Calibri" w:hAnsi="Calibri" w:eastAsia="Yu Gothic"/>
           <w:b w:val="0"/>
-          <w:color w:val="141F2B"/>
+          <w:color w:val="1C232B"/>
           <w:sz w:val="22"/>
         </w:rPr>
-        <w:t>ファンネル本体の追従移動と弾幕生成</w:t>
+        <w:t>天候、照明、GPUパーティクル、ポストエフェクト</w:t>
       </w:r>
     </w:p>
     <w:p>
       <w:pPr>
         <w:pStyle w:val="ListBullet"/>
-        <w:spacing w:after="80"/>
+        <w:spacing w:after="60"/>
       </w:pPr>
       <w:r>
         <w:rPr>
           <w:rFonts w:ascii="Calibri" w:hAnsi="Calibri" w:eastAsia="Yu Gothic"/>
           <w:b w:val="0"/>
-          <w:color w:val="141F2B"/>
+          <w:color w:val="1C232B"/>
           <w:sz w:val="22"/>
         </w:rPr>
-        <w:t>弾の生成、更新、寿命管理、当たり判定</w:t>
+        <w:t>GPUスキニング、アニメーション補間、ボーンデバッグ</w:t>
+      </w:r>
+    </w:p>
+    <w:p>
+      <w:pPr>
+        <w:spacing w:before="160" w:after="60"/>
+      </w:pPr>
+      <w:r>
+        <w:rPr>
+          <w:rFonts w:ascii="Calibri" w:hAnsi="Calibri" w:eastAsia="Yu Gothic"/>
+          <w:b/>
+          <w:color w:val="1991AA"/>
+          <w:sz w:val="28"/>
+        </w:rPr>
+        <w:t>次に強化すること</w:t>
       </w:r>
     </w:p>
     <w:p>
       <w:pPr>
         <w:pStyle w:val="ListBullet"/>
-        <w:spacing w:after="80"/>
+        <w:spacing w:after="60"/>
       </w:pPr>
       <w:r>
         <w:rPr>
           <w:rFonts w:ascii="Calibri" w:hAnsi="Calibri" w:eastAsia="Yu Gothic"/>
           <w:b w:val="0"/>
-          <w:color w:val="141F2B"/>
+          <w:color w:val="1C232B"/>
           <w:sz w:val="22"/>
         </w:rPr>
-        <w:t>シーン管理、HUD、BGM/効果音、モデル/テクスチャ読み込み</w:t>
-      </w:r>
-    </w:p>
-    <w:p>
-      <w:pPr>
-        <w:pStyle w:val="Heading1"/>
-        <w:spacing w:before="280" w:after="120"/>
-      </w:pPr>
-      <w:r>
-        <w:rPr>
-          <w:rFonts w:ascii="Calibri" w:hAnsi="Calibri" w:eastAsia="Yu Gothic"/>
-          <w:b/>
-          <w:color w:val="2E74B5"/>
-          <w:sz w:val="32"/>
-        </w:rPr>
-        <w:t>今後伸ばしたい点</w:t>
+        <w:t>ステージ攻略のバリエーションとギミック追加</w:t>
       </w:r>
     </w:p>
     <w:p>
       <w:pPr>
         <w:pStyle w:val="ListBullet"/>
-        <w:spacing w:after="80"/>
+        <w:spacing w:after="60"/>
       </w:pPr>
       <w:r>
         <w:rPr>
           <w:rFonts w:ascii="Calibri" w:hAnsi="Calibri" w:eastAsia="Yu Gothic"/>
           <w:b w:val="0"/>
-          <w:color w:val="141F2B"/>
+          <w:color w:val="1C232B"/>
           <w:sz w:val="22"/>
         </w:rPr>
-        <w:t>攻撃パターンを増やし、ボスのHP段階に応じて難度が変わる構成にする</w:t>
+        <w:t>ゴールまでの誘導とクリア演出の完成度向上</w:t>
       </w:r>
     </w:p>
     <w:p>
       <w:pPr>
         <w:pStyle w:val="ListBullet"/>
-        <w:spacing w:after="80"/>
+        <w:spacing w:after="60"/>
       </w:pPr>
       <w:r>
         <w:rPr>
           <w:rFonts w:ascii="Calibri" w:hAnsi="Calibri" w:eastAsia="Yu Gothic"/>
           <w:b w:val="0"/>
-          <w:color w:val="141F2B"/>
+          <w:color w:val="1C232B"/>
           <w:sz w:val="22"/>
         </w:rPr>
-        <w:t>プレイヤー側のスキル、回避、チャージ攻撃などを追加して駆け引きを増やす</w:t>
+        <w:t>操作感、当たり判定、カメラ挙動の継続調整</w:t>
       </w:r>
     </w:p>
     <w:p>
       <w:pPr>
         <w:pStyle w:val="ListBullet"/>
-        <w:spacing w:after="80"/>
+        <w:spacing w:after="60"/>
       </w:pPr>
       <w:r>
         <w:rPr>
           <w:rFonts w:ascii="Calibri" w:hAnsi="Calibri" w:eastAsia="Yu Gothic"/>
           <w:b w:val="0"/>
-          <w:color w:val="141F2B"/>
+          <w:color w:val="1C232B"/>
           <w:sz w:val="22"/>
         </w:rPr>
-        <w:t>エフェクトとカメラ演出を強化し、PVで伝わる派手さを上げる</w:t>
+        <w:t>企業向けデモとして短時間で魅力が伝わる導線作り</w:t>
+      </w:r>
+    </w:p>
+    <w:p>
+      <w:pPr>
+        <w:spacing w:after="120" w:line="276" w:lineRule="auto"/>
+      </w:pPr>
+      <w:r>
+        <w:rPr>
+          <w:rFonts w:ascii="Calibri" w:hAnsi="Calibri" w:eastAsia="Yu Gothic"/>
+          <w:b w:val="0"/>
+          <w:color w:val="1C232B"/>
+          <w:sz w:val="22"/>
+        </w:rPr>
+        <w:t>技術の数を増やすだけでなく、各機能をゲームの遊びへ結び付けることを今後の重点とします。</w:t>
       </w:r>
     </w:p>
     <w:sectPr>
+      <w:footerReference w:type="default" r:id="rId12"/>
       <w:pgSz w:w="12240" w:h="15840"/>
-      <w:pgMar w:top="1440" w:right="1440" w:bottom="1440" w:left="1440" w:header="720" w:footer="720" w:gutter="0"/>
+      <w:pgMar w:top="1152" w:right="1224" w:bottom="1152" w:left="1224" w:header="720" w:footer="720" w:gutter="0"/>
       <w:cols w:space="720"/>
       <w:docGrid w:linePitch="360"/>
     </w:sectPr>
   </w:body>
 </w:document>
+</file>
+
+<file path=word/footer1.xml><?xml version="1.0" encoding="utf-8"?>
+<w:ftr xmlns:m="http://schemas.openxmlformats.org/officeDocument/2006/math" xmlns:mc="http://schemas.openxmlformats.org/markup-compatibility/2006" xmlns:mo="http://schemas.microsoft.com/office/mac/office/2008/main" xmlns:mv="urn:schemas-microsoft-com:mac:vml" xmlns:o="urn:schemas-microsoft-com:office:office" xmlns:r="http://schemas.openxmlformats.org/officeDocument/2006/relationships" xmlns:v="urn:schemas-microsoft-com:vml" xmlns:w10="urn:schemas-microsoft-com:office:word" xmlns:w14="http://schemas.microsoft.com/office/word/2010/wordml" xmlns:w="http://schemas.openxmlformats.org/wordprocessingml/2006/main" xmlns:wne="http://schemas.microsoft.com/office/word/2006/wordml" xmlns:wp14="http://schemas.microsoft.com/office/word/2010/wordprocessingDrawing" xmlns:wp="http://schemas.openxmlformats.org/drawingml/2006/wordprocessingDrawing" xmlns:wpc="http://schemas.microsoft.com/office/word/2010/wordprocessingCanvas" xmlns:wpg="http://schemas.microsoft.com/office/word/2010/wordprocessingGroup" xmlns:wpi="http://schemas.microsoft.com/office/word/2010/wordprocessingInk" xmlns:wps="http://schemas.microsoft.com/office/word/2010/wordprocessingShape" mc:Ignorable="w14 wp14">
+  <w:p>
+    <w:pPr>
+      <w:pStyle w:val="Footer"/>
+      <w:jc w:val="right"/>
+    </w:pPr>
+    <w:r>
+      <w:rPr>
+        <w:rFonts w:ascii="Calibri" w:hAnsi="Calibri" w:eastAsia="Yu Gothic"/>
+        <w:b w:val="0"/>
+        <w:color w:val="5A6470"/>
+        <w:sz w:val="16"/>
+      </w:rPr>
+      <w:t>LE3C_15_チハラ_シゴウ  |  CG2_01</w:t>
+    </w:r>
+  </w:p>
+</w:ftr>
 </file>
 
 <file path=word/numbering.xml><?xml version="1.0" encoding="utf-8"?>
@@ -1117,8 +1099,8 @@
     <w:qFormat/>
     <w:rsid w:val="00FC693F"/>
     <w:rPr>
-      <w:rFonts w:ascii="Calibri" w:hAnsi="Calibri"/>
-      <w:sz w:val="22"/>
+      <w:rFonts w:ascii="Calibri" w:hAnsi="Calibri" w:eastAsia="Yu Gothic"/>
+      <w:sz w:val="21"/>
     </w:rPr>
   </w:style>
   <w:style w:type="paragraph" w:styleId="Header">
@@ -1180,7 +1162,7 @@
       <w:outlineLvl w:val="0"/>
     </w:pPr>
     <w:rPr>
-      <w:rFonts w:asciiTheme="majorHAnsi" w:eastAsiaTheme="majorEastAsia" w:hAnsiTheme="majorHAnsi" w:cstheme="majorBidi" w:ascii="Calibri" w:hAnsi="Calibri" w:eastAsia="Yu Gothic"/>
+      <w:rFonts w:asciiTheme="majorHAnsi" w:eastAsiaTheme="majorEastAsia" w:hAnsiTheme="majorHAnsi" w:cstheme="majorBidi"/>
       <w:b/>
       <w:bCs/>
       <w:color w:val="365F91" w:themeColor="accent1" w:themeShade="BF"/>
@@ -1204,7 +1186,7 @@
       <w:outlineLvl w:val="1"/>
     </w:pPr>
     <w:rPr>
-      <w:rFonts w:asciiTheme="majorHAnsi" w:eastAsiaTheme="majorEastAsia" w:hAnsiTheme="majorHAnsi" w:cstheme="majorBidi" w:ascii="Calibri" w:hAnsi="Calibri" w:eastAsia="Yu Gothic"/>
+      <w:rFonts w:asciiTheme="majorHAnsi" w:eastAsiaTheme="majorEastAsia" w:hAnsiTheme="majorHAnsi" w:cstheme="majorBidi"/>
       <w:b/>
       <w:bCs/>
       <w:color w:val="4F81BD" w:themeColor="accent1"/>
@@ -1228,7 +1210,7 @@
       <w:outlineLvl w:val="2"/>
     </w:pPr>
     <w:rPr>
-      <w:rFonts w:asciiTheme="majorHAnsi" w:eastAsiaTheme="majorEastAsia" w:hAnsiTheme="majorHAnsi" w:cstheme="majorBidi" w:ascii="Calibri" w:hAnsi="Calibri" w:eastAsia="Yu Gothic"/>
+      <w:rFonts w:asciiTheme="majorHAnsi" w:eastAsiaTheme="majorEastAsia" w:hAnsiTheme="majorHAnsi" w:cstheme="majorBidi"/>
       <w:b/>
       <w:bCs/>
       <w:color w:val="4F81BD" w:themeColor="accent1"/>

--- a/project/monthly_submission_docs/LE3C_15_チハラ_シゴウ_ポートフォリオ.docx
+++ b/project/monthly_submission_docs/LE3C_15_チハラ_シゴウ_ポートフォリオ.docx
@@ -178,6 +178,21 @@
           <w:color w:val="1C232B"/>
           <w:sz w:val="22"/>
         </w:rPr>
+        <w:t>タイトル画面からステージセレクトへ進み、遊ぶステージを選ぶ</w:t>
+      </w:r>
+    </w:p>
+    <w:p>
+      <w:pPr>
+        <w:pStyle w:val="ListBullet"/>
+        <w:spacing w:after="60"/>
+      </w:pPr>
+      <w:r>
+        <w:rPr>
+          <w:rFonts w:ascii="Calibri" w:hAnsi="Calibri" w:eastAsia="Yu Gothic"/>
+          <w:b w:val="0"/>
+          <w:color w:val="1C232B"/>
+          <w:sz w:val="22"/>
+        </w:rPr>
         <w:t>ステージを観察し、移動とジャンプで足場を攻略する</w:t>
       </w:r>
     </w:p>
@@ -208,7 +223,7 @@
           <w:color w:val="1C232B"/>
           <w:sz w:val="22"/>
         </w:rPr>
-        <w:t>星の座標へ到達してゴールする</w:t>
+        <w:t>星を取得し、専用演出とクリアシーンを経てステージセレクトへ戻る</w:t>
       </w:r>
     </w:p>
     <w:p>
@@ -568,7 +583,7 @@
           <w:color w:val="1C232B"/>
           <w:sz w:val="22"/>
         </w:rPr>
-        <w:t>移動・ジャンプ・カメラ・落下復帰・ゴール判定</w:t>
+        <w:t>BaseSceneを継承したタイトル／ゲーム／クリア各シーンとSceneManagerによる遷移</w:t>
       </w:r>
     </w:p>
     <w:p>
@@ -583,7 +598,7 @@
           <w:color w:val="1C232B"/>
           <w:sz w:val="22"/>
         </w:rPr>
-        <w:t>外部ステージの読込とホットリロード</w:t>
+        <w:t>移動・ジャンプ・カメラ・落下復帰・スター取得判定</w:t>
       </w:r>
     </w:p>
     <w:p>
@@ -598,7 +613,7 @@
           <w:color w:val="1C232B"/>
           <w:sz w:val="22"/>
         </w:rPr>
-        <w:t>天候、照明、GPUパーティクル、ポストエフェクト</w:t>
+        <w:t>スター取得時の短い演出、CONGRATULATION表示、継続する花火演出</w:t>
       </w:r>
     </w:p>
     <w:p>
@@ -613,7 +628,7 @@
           <w:color w:val="1C232B"/>
           <w:sz w:val="22"/>
         </w:rPr>
-        <w:t>GPUスキニング、アニメーション補間、ボーンデバッグ</w:t>
+        <w:t>外部ステージの読込、天候、照明、GPUパーティクル、ポストエフェクト</w:t>
       </w:r>
     </w:p>
     <w:p>
@@ -657,7 +672,7 @@
           <w:color w:val="1C232B"/>
           <w:sz w:val="22"/>
         </w:rPr>
-        <w:t>ゴールまでの誘導とクリア演出の完成度向上</w:t>
+        <w:t>スター取得からクリアまでのカメラワークと演出調整</w:t>
       </w:r>
     </w:p>
     <w:p>

--- a/project/monthly_submission_docs/LE3C_15_チハラ_シゴウ_ポートフォリオ.docx
+++ b/project/monthly_submission_docs/LE3C_15_チハラ_シゴウ_ポートフォリオ.docx
@@ -613,7 +613,7 @@
           <w:color w:val="1C232B"/>
           <w:sz w:val="22"/>
         </w:rPr>
-        <w:t>スター取得時の短い演出、CONGRATULATION表示、継続する花火演出</w:t>
+        <w:t>スター取得時の短い演出、COURSE CLEAR表示、継続する花火演出</w:t>
       </w:r>
     </w:p>
     <w:p>
